--- a/JsonFile/Assets/Resources/Data/TRPG스토리.docx
+++ b/JsonFile/Assets/Resources/Data/TRPG스토리.docx
@@ -5,6 +5,10 @@
     <w:sdt>
       <w:sdtPr>
         <w:rPr>
+          <w:rFonts w:ascii="맑은 고딕" w:eastAsia="맑은 고딕" w:hAnsi="맑은 고딕" w:cs="맑은 고딕"/>
+          <w:color w:val="auto"/>
+          <w:sz w:val="22"/>
+          <w:szCs w:val="22"/>
           <w:lang w:val="ko-KR"/>
         </w:rPr>
         <w:id w:val="-960191934"/>
@@ -15,12 +19,8 @@
       </w:sdtPr>
       <w:sdtEndPr>
         <w:rPr>
-          <w:rFonts w:ascii="맑은 고딕" w:eastAsia="맑은 고딕" w:hAnsi="맑은 고딕" w:cs="맑은 고딕"/>
           <w:b/>
           <w:bCs/>
-          <w:color w:val="auto"/>
-          <w:sz w:val="22"/>
-          <w:szCs w:val="22"/>
         </w:rPr>
       </w:sdtEndPr>
       <w:sdtContent>
@@ -28,7 +28,6 @@
           <w:pPr>
             <w:pStyle w:val="TOC"/>
             <w:rPr>
-              <w:rFonts w:hint="eastAsia"/>
               <w:lang w:val="ko-KR"/>
             </w:rPr>
           </w:pPr>
@@ -63,7 +62,7 @@
           <w:r>
             <w:fldChar w:fldCharType="separate"/>
           </w:r>
-          <w:hyperlink w:anchor="_Toc200960804" w:history="1">
+          <w:hyperlink w:anchor="_Toc205988351" w:history="1">
             <w:r>
               <w:rPr>
                 <w:rStyle w:val="ab"/>
@@ -91,7 +90,7 @@
                 <w:noProof/>
                 <w:webHidden/>
               </w:rPr>
-              <w:instrText xml:space="preserve"> PAGEREF _Toc200960804 \h </w:instrText>
+              <w:instrText xml:space="preserve"> PAGEREF _Toc205988351 \h </w:instrText>
             </w:r>
             <w:r>
               <w:rPr>
@@ -136,7 +135,7 @@
               <w14:ligatures w14:val="standardContextual"/>
             </w:rPr>
           </w:pPr>
-          <w:hyperlink w:anchor="_Toc200960805" w:history="1">
+          <w:hyperlink w:anchor="_Toc205988352" w:history="1">
             <w:r>
               <w:rPr>
                 <w:rStyle w:val="ab"/>
@@ -164,7 +163,7 @@
                 <w:noProof/>
                 <w:webHidden/>
               </w:rPr>
-              <w:instrText xml:space="preserve"> PAGEREF _Toc200960805 \h </w:instrText>
+              <w:instrText xml:space="preserve"> PAGEREF _Toc205988352 \h </w:instrText>
             </w:r>
             <w:r>
               <w:rPr>
@@ -209,7 +208,7 @@
               <w14:ligatures w14:val="standardContextual"/>
             </w:rPr>
           </w:pPr>
-          <w:hyperlink w:anchor="_Toc200960806" w:history="1">
+          <w:hyperlink w:anchor="_Toc205988353" w:history="1">
             <w:r>
               <w:rPr>
                 <w:rStyle w:val="ab"/>
@@ -237,7 +236,7 @@
                 <w:noProof/>
                 <w:webHidden/>
               </w:rPr>
-              <w:instrText xml:space="preserve"> PAGEREF _Toc200960806 \h </w:instrText>
+              <w:instrText xml:space="preserve"> PAGEREF _Toc205988353 \h </w:instrText>
             </w:r>
             <w:r>
               <w:rPr>
@@ -282,30 +281,14 @@
               <w14:ligatures w14:val="standardContextual"/>
             </w:rPr>
           </w:pPr>
-          <w:hyperlink w:anchor="_Toc200960807" w:history="1">
+          <w:hyperlink w:anchor="_Toc205988354" w:history="1">
             <w:r>
               <w:rPr>
                 <w:rStyle w:val="ab"/>
                 <w:b/>
                 <w:noProof/>
               </w:rPr>
-              <w:t>Even</w:t>
-            </w:r>
-            <w:r>
-              <w:rPr>
-                <w:rStyle w:val="ab"/>
-                <w:b/>
-                <w:noProof/>
-              </w:rPr>
-              <w:t>t</w:t>
-            </w:r>
-            <w:r>
-              <w:rPr>
-                <w:rStyle w:val="ab"/>
-                <w:b/>
-                <w:noProof/>
-              </w:rPr>
-              <w:t>3</w:t>
+              <w:t>Event3</w:t>
             </w:r>
             <w:r>
               <w:rPr>
@@ -326,7 +309,7 @@
                 <w:noProof/>
                 <w:webHidden/>
               </w:rPr>
-              <w:instrText xml:space="preserve"> PAGEREF _Toc200960807 \h </w:instrText>
+              <w:instrText xml:space="preserve"> PAGEREF _Toc205988354 \h </w:instrText>
             </w:r>
             <w:r>
               <w:rPr>
@@ -371,7 +354,7 @@
               <w14:ligatures w14:val="standardContextual"/>
             </w:rPr>
           </w:pPr>
-          <w:hyperlink w:anchor="_Toc200960808" w:history="1">
+          <w:hyperlink w:anchor="_Toc205988355" w:history="1">
             <w:r>
               <w:rPr>
                 <w:rStyle w:val="ab"/>
@@ -399,7 +382,7 @@
                 <w:noProof/>
                 <w:webHidden/>
               </w:rPr>
-              <w:instrText xml:space="preserve"> PAGEREF _Toc200960808 \h </w:instrText>
+              <w:instrText xml:space="preserve"> PAGEREF _Toc205988355 \h </w:instrText>
             </w:r>
             <w:r>
               <w:rPr>
@@ -444,7 +427,7 @@
               <w14:ligatures w14:val="standardContextual"/>
             </w:rPr>
           </w:pPr>
-          <w:hyperlink w:anchor="_Toc200960809" w:history="1">
+          <w:hyperlink w:anchor="_Toc205988356" w:history="1">
             <w:r>
               <w:rPr>
                 <w:rStyle w:val="ab"/>
@@ -472,7 +455,7 @@
                 <w:noProof/>
                 <w:webHidden/>
               </w:rPr>
-              <w:instrText xml:space="preserve"> PAGEREF _Toc200960809 \h </w:instrText>
+              <w:instrText xml:space="preserve"> PAGEREF _Toc205988356 \h </w:instrText>
             </w:r>
             <w:r>
               <w:rPr>
@@ -493,6 +476,154 @@
                 <w:webHidden/>
               </w:rPr>
               <w:t>12</w:t>
+            </w:r>
+            <w:r>
+              <w:rPr>
+                <w:noProof/>
+                <w:webHidden/>
+              </w:rPr>
+              <w:fldChar w:fldCharType="end"/>
+            </w:r>
+          </w:hyperlink>
+        </w:p>
+        <w:p>
+          <w:pPr>
+            <w:pStyle w:val="10"/>
+            <w:tabs>
+              <w:tab w:val="right" w:leader="dot" w:pos="9016"/>
+            </w:tabs>
+            <w:rPr>
+              <w:rFonts w:asciiTheme="minorHAnsi" w:eastAsiaTheme="minorEastAsia" w:hAnsiTheme="minorHAnsi" w:cstheme="minorBidi"/>
+              <w:noProof/>
+              <w:kern w:val="2"/>
+              <w:szCs w:val="24"/>
+              <w14:ligatures w14:val="standardContextual"/>
+            </w:rPr>
+          </w:pPr>
+          <w:hyperlink w:anchor="_Toc205988357" w:history="1">
+            <w:r>
+              <w:rPr>
+                <w:rStyle w:val="ab"/>
+                <w:b/>
+                <w:bCs/>
+                <w:noProof/>
+              </w:rPr>
+              <w:t>「Chapter_2」</w:t>
+            </w:r>
+            <w:r>
+              <w:rPr>
+                <w:noProof/>
+                <w:webHidden/>
+              </w:rPr>
+              <w:tab/>
+            </w:r>
+            <w:r>
+              <w:rPr>
+                <w:noProof/>
+                <w:webHidden/>
+              </w:rPr>
+              <w:fldChar w:fldCharType="begin"/>
+            </w:r>
+            <w:r>
+              <w:rPr>
+                <w:noProof/>
+                <w:webHidden/>
+              </w:rPr>
+              <w:instrText xml:space="preserve"> PAGEREF _Toc205988357 \h </w:instrText>
+            </w:r>
+            <w:r>
+              <w:rPr>
+                <w:noProof/>
+                <w:webHidden/>
+              </w:rPr>
+            </w:r>
+            <w:r>
+              <w:rPr>
+                <w:noProof/>
+                <w:webHidden/>
+              </w:rPr>
+              <w:fldChar w:fldCharType="separate"/>
+            </w:r>
+            <w:r>
+              <w:rPr>
+                <w:noProof/>
+                <w:webHidden/>
+              </w:rPr>
+              <w:t>14</w:t>
+            </w:r>
+            <w:r>
+              <w:rPr>
+                <w:noProof/>
+                <w:webHidden/>
+              </w:rPr>
+              <w:fldChar w:fldCharType="end"/>
+            </w:r>
+          </w:hyperlink>
+        </w:p>
+        <w:p>
+          <w:pPr>
+            <w:pStyle w:val="20"/>
+            <w:tabs>
+              <w:tab w:val="right" w:leader="dot" w:pos="9016"/>
+            </w:tabs>
+            <w:rPr>
+              <w:rFonts w:asciiTheme="minorHAnsi" w:eastAsiaTheme="minorEastAsia" w:hAnsiTheme="minorHAnsi" w:cstheme="minorBidi"/>
+              <w:noProof/>
+              <w:kern w:val="2"/>
+              <w:szCs w:val="24"/>
+              <w14:ligatures w14:val="standardContextual"/>
+            </w:rPr>
+          </w:pPr>
+          <w:hyperlink w:anchor="_Toc205988358" w:history="1">
+            <w:r>
+              <w:rPr>
+                <w:rStyle w:val="ab"/>
+                <w:b/>
+                <w:bCs/>
+                <w:noProof/>
+              </w:rPr>
+              <w:t>Event1 – 숲 속의 발자국</w:t>
+            </w:r>
+            <w:r>
+              <w:rPr>
+                <w:noProof/>
+                <w:webHidden/>
+              </w:rPr>
+              <w:tab/>
+            </w:r>
+            <w:r>
+              <w:rPr>
+                <w:noProof/>
+                <w:webHidden/>
+              </w:rPr>
+              <w:fldChar w:fldCharType="begin"/>
+            </w:r>
+            <w:r>
+              <w:rPr>
+                <w:noProof/>
+                <w:webHidden/>
+              </w:rPr>
+              <w:instrText xml:space="preserve"> PAGEREF _Toc205988358 \h </w:instrText>
+            </w:r>
+            <w:r>
+              <w:rPr>
+                <w:noProof/>
+                <w:webHidden/>
+              </w:rPr>
+            </w:r>
+            <w:r>
+              <w:rPr>
+                <w:noProof/>
+                <w:webHidden/>
+              </w:rPr>
+              <w:fldChar w:fldCharType="separate"/>
+            </w:r>
+            <w:r>
+              <w:rPr>
+                <w:noProof/>
+                <w:webHidden/>
+              </w:rPr>
+              <w:t>14</w:t>
             </w:r>
             <w:r>
               <w:rPr>
@@ -960,7 +1091,7 @@
           <w:b/>
         </w:rPr>
       </w:pPr>
-      <w:bookmarkStart w:id="0" w:name="_Toc200960804"/>
+      <w:bookmarkStart w:id="0" w:name="_Toc205988351"/>
       <w:r>
         <w:rPr>
           <w:b/>
@@ -979,7 +1110,7 @@
           <w:szCs w:val="24"/>
         </w:rPr>
       </w:pPr>
-      <w:bookmarkStart w:id="1" w:name="_Toc200960805"/>
+      <w:bookmarkStart w:id="1" w:name="_Toc205988352"/>
       <w:r>
         <w:rPr>
           <w:b/>
@@ -1385,7 +1516,7 @@
         </w:rPr>
       </w:pPr>
       <w:bookmarkStart w:id="2" w:name="_heading=h.vub2k3ygnetu" w:colFirst="0" w:colLast="0"/>
-      <w:bookmarkStart w:id="3" w:name="_Toc200960806"/>
+      <w:bookmarkStart w:id="3" w:name="_Toc205988353"/>
       <w:bookmarkEnd w:id="2"/>
       <w:r>
         <w:rPr>
@@ -1750,7 +1881,7 @@
         </w:rPr>
       </w:pPr>
       <w:bookmarkStart w:id="4" w:name="_heading=h.ihyfd97vxl4p" w:colFirst="0" w:colLast="0"/>
-      <w:bookmarkStart w:id="5" w:name="_Toc200960807"/>
+      <w:bookmarkStart w:id="5" w:name="_Toc205988354"/>
       <w:bookmarkEnd w:id="4"/>
       <w:r>
         <w:rPr>
@@ -2085,7 +2216,7 @@
         </w:rPr>
       </w:pPr>
       <w:bookmarkStart w:id="6" w:name="_heading=h.i75h0a55ryro" w:colFirst="0" w:colLast="0"/>
-      <w:bookmarkStart w:id="7" w:name="_Toc200960808"/>
+      <w:bookmarkStart w:id="7" w:name="_Toc205988355"/>
       <w:bookmarkEnd w:id="6"/>
       <w:r>
         <w:rPr>
@@ -2595,7 +2726,7 @@
         </w:rPr>
       </w:pPr>
       <w:bookmarkStart w:id="8" w:name="_heading=h.pxlsupi3sk8t" w:colFirst="0" w:colLast="0"/>
-      <w:bookmarkStart w:id="9" w:name="_Toc200960809"/>
+      <w:bookmarkStart w:id="9" w:name="_Toc205988356"/>
       <w:bookmarkEnd w:id="8"/>
       <w:r>
         <w:rPr>
@@ -2859,6 +2990,209 @@
       </w:pPr>
       <w:r>
         <w:t>이제야 비로소, 처음으로 스스로 선택한 길이었다.</w:t>
+      </w:r>
+    </w:p>
+    <w:p>
+      <w:pPr>
+        <w:wordWrap/>
+        <w:autoSpaceDE/>
+        <w:autoSpaceDN/>
+      </w:pPr>
+      <w:r>
+        <w:br w:type="page"/>
+      </w:r>
+    </w:p>
+    <w:p>
+      <w:pPr>
+        <w:pStyle w:val="1"/>
+        <w:rPr>
+          <w:b/>
+          <w:bCs/>
+        </w:rPr>
+      </w:pPr>
+      <w:bookmarkStart w:id="10" w:name="_Toc205988357"/>
+      <w:r>
+        <w:rPr>
+          <w:b/>
+          <w:bCs/>
+        </w:rPr>
+        <w:lastRenderedPageBreak/>
+        <w:t>「Chapter_2」</w:t>
+      </w:r>
+      <w:bookmarkEnd w:id="10"/>
+    </w:p>
+    <w:p>
+      <w:pPr>
+        <w:pStyle w:val="2"/>
+        <w:rPr>
+          <w:b/>
+          <w:bCs/>
+        </w:rPr>
+      </w:pPr>
+      <w:bookmarkStart w:id="11" w:name="_Toc205988358"/>
+      <w:r>
+        <w:rPr>
+          <w:rFonts w:hint="eastAsia"/>
+          <w:b/>
+          <w:bCs/>
+        </w:rPr>
+        <w:t xml:space="preserve">Event1 </w:t>
+      </w:r>
+      <w:r>
+        <w:rPr>
+          <w:b/>
+          <w:bCs/>
+        </w:rPr>
+        <w:t>–</w:t>
+      </w:r>
+      <w:r>
+        <w:rPr>
+          <w:rFonts w:hint="eastAsia"/>
+          <w:b/>
+          <w:bCs/>
+        </w:rPr>
+        <w:t xml:space="preserve"> 숲 속의 발자국</w:t>
+      </w:r>
+      <w:bookmarkEnd w:id="11"/>
+    </w:p>
+    <w:p>
+      <w:r>
+        <w:t>바람은 여전히 숲의 냄새를 품고 있었다.</w:t>
+      </w:r>
+      <w:r>
+        <w:br/>
+        <w:t xml:space="preserve">나무 사이로 </w:t>
+      </w:r>
+      <w:proofErr w:type="spellStart"/>
+      <w:r>
+        <w:t>흘러드는</w:t>
+      </w:r>
+      <w:proofErr w:type="spellEnd"/>
+      <w:r>
+        <w:t xml:space="preserve"> 빛은 금빛으로 번졌지만, 그 속을 걷는 발걸음은 무거웠다.</w:t>
+      </w:r>
+      <w:r>
+        <w:br/>
+        <w:t>주인공의 옷자락은 축축하게 젖어 있었고, 발끝엔 진흙이 묻어 있었다.</w:t>
+      </w:r>
+    </w:p>
+    <w:p>
+      <w:r>
+        <w:t xml:space="preserve">푸른 </w:t>
+      </w:r>
+      <w:proofErr w:type="spellStart"/>
+      <w:r>
+        <w:t>위습은</w:t>
+      </w:r>
+      <w:proofErr w:type="spellEnd"/>
+      <w:r>
+        <w:t xml:space="preserve"> 앞서 천천히 떠올라, 길인지 아닌지 모를 방향을 향해 나아갔다.</w:t>
+      </w:r>
+      <w:r>
+        <w:br/>
+        <w:t>그 순간—</w:t>
+      </w:r>
+      <w:r>
+        <w:br/>
+        <w:t xml:space="preserve">멀리서 </w:t>
+      </w:r>
+      <w:r>
+        <w:rPr>
+          <w:i/>
+          <w:iCs/>
+        </w:rPr>
+        <w:t>덜컹, 쾅</w:t>
+      </w:r>
+      <w:r>
+        <w:t xml:space="preserve"> 하는 소리가 숲을 흔들었다.</w:t>
+      </w:r>
+      <w:r>
+        <w:br/>
+        <w:t>쇳덩이가 부딪히는 소리, 그리고 땅 속에서 울리는 듯한 둔탁한 진동.</w:t>
+      </w:r>
+    </w:p>
+    <w:p>
+      <w:r>
+        <w:t>소년은 걸음을 멈췄다.</w:t>
+      </w:r>
+      <w:r>
+        <w:br/>
+        <w:t>숨소리를 죽이며 귀를 기울였다.</w:t>
+      </w:r>
+      <w:r>
+        <w:br/>
+        <w:t>바람이 멈춘 듯, 숲이 그 소리만을 전했다.</w:t>
+      </w:r>
+    </w:p>
+    <w:p>
+      <w:r>
+        <w:rPr>
+          <w:b/>
+          <w:bCs/>
+        </w:rPr>
+        <w:t>선택지</w:t>
+      </w:r>
+    </w:p>
+    <w:p>
+      <w:pPr>
+        <w:numPr>
+          <w:ilvl w:val="0"/>
+          <w:numId w:val="1"/>
+        </w:numPr>
+      </w:pPr>
+      <w:r>
+        <w:rPr>
+          <w:b/>
+          <w:bCs/>
+        </w:rPr>
+        <w:t>소리를 향해 다가간다</w:t>
+      </w:r>
+      <w:r>
+        <w:t xml:space="preserve"> — 소리의 근원에 다가가 상황을 확인한다.</w:t>
+      </w:r>
+    </w:p>
+    <w:p>
+      <w:pPr>
+        <w:numPr>
+          <w:ilvl w:val="0"/>
+          <w:numId w:val="1"/>
+        </w:numPr>
+      </w:pPr>
+      <w:r>
+        <w:rPr>
+          <w:b/>
+          <w:bCs/>
+        </w:rPr>
+        <w:t>숨어서 지켜본다</w:t>
+      </w:r>
+      <w:r>
+        <w:t xml:space="preserve"> — 주변 풀숲이나 나무 뒤에 몸을 숨기고 관찰한다.</w:t>
+      </w:r>
+    </w:p>
+    <w:p>
+      <w:pPr>
+        <w:numPr>
+          <w:ilvl w:val="0"/>
+          <w:numId w:val="1"/>
+        </w:numPr>
+      </w:pPr>
+      <w:r>
+        <w:rPr>
+          <w:b/>
+          <w:bCs/>
+        </w:rPr>
+        <w:t>다른 길로 돌아간다</w:t>
+      </w:r>
+      <w:r>
+        <w:t xml:space="preserve"> — 불필요한 위험을 피하고 </w:t>
+      </w:r>
+      <w:proofErr w:type="spellStart"/>
+      <w:r>
+        <w:t>위습을</w:t>
+      </w:r>
+      <w:proofErr w:type="spellEnd"/>
+      <w:r>
+        <w:t xml:space="preserve"> 재촉한다.</w:t>
       </w:r>
     </w:p>
     <w:p/>
@@ -2870,6 +3204,127 @@
     </w:sectPr>
   </w:body>
 </w:document>
+</file>
+
+<file path=word/numbering.xml><?xml version="1.0" encoding="utf-8"?>
+<w:numbering xmlns:wpc="http://schemas.microsoft.com/office/word/2010/wordprocessingCanvas" xmlns:cx="http://schemas.microsoft.com/office/drawing/2014/chartex" xmlns:cx1="http://schemas.microsoft.com/office/drawing/2015/9/8/chartex" xmlns:cx2="http://schemas.microsoft.com/office/drawing/2015/10/21/chartex" xmlns:cx3="http://schemas.microsoft.com/office/drawing/2016/5/9/chartex" xmlns:cx4="http://schemas.microsoft.com/office/drawing/2016/5/10/chartex" xmlns:cx5="http://schemas.microsoft.com/office/drawing/2016/5/11/chartex" xmlns:cx6="http://schemas.microsoft.com/office/drawing/2016/5/12/chartex" xmlns:cx7="http://schemas.microsoft.com/office/drawing/2016/5/13/chartex" xmlns:cx8="http://schemas.microsoft.com/office/drawing/2016/5/14/chartex" xmlns:mc="http://schemas.openxmlformats.org/markup-compatibility/2006" xmlns:aink="http://schemas.microsoft.com/office/drawing/2016/ink" xmlns:am3d="http://schemas.microsoft.com/office/drawing/2017/model3d" xmlns:o="urn:schemas-microsoft-com:office:office" xmlns:oel="http://schemas.microsoft.com/office/2019/extlst" xmlns:r="http://schemas.openxmlformats.org/officeDocument/2006/relationships" xmlns:m="http://schemas.openxmlformats.org/officeDocument/2006/math" xmlns:v="urn:schemas-microsoft-com:vml" xmlns:wp14="http://schemas.microsoft.com/office/word/2010/wordprocessingDrawing" xmlns:wp="http://schemas.openxmlformats.org/drawingml/2006/wordprocessingDrawing" xmlns:w10="urn:schemas-microsoft-com:office:word" xmlns:w="http://schemas.openxmlformats.org/wordprocessingml/2006/main" xmlns:w14="http://schemas.microsoft.com/office/word/2010/wordml" xmlns:w15="http://schemas.microsoft.com/office/word/2012/wordml" xmlns:w16cex="http://schemas.microsoft.com/office/word/2018/wordml/cex" xmlns:w16cid="http://schemas.microsoft.com/office/word/2016/wordml/cid" xmlns:w16="http://schemas.microsoft.com/office/word/2018/wordml" xmlns:w16du="http://schemas.microsoft.com/office/word/2023/wordml/word16du" xmlns:w16sdtdh="http://schemas.microsoft.com/office/word/2020/wordml/sdtdatahash" xmlns:w16sdtfl="http://schemas.microsoft.com/office/word/2024/wordml/sdtformatlock" xmlns:w16se="http://schemas.microsoft.com/office/word/2015/wordml/symex" xmlns:wpg="http://schemas.microsoft.com/office/word/2010/wordprocessingGroup" xmlns:wpi="http://schemas.microsoft.com/office/word/2010/wordprocessingInk" xmlns:wne="http://schemas.microsoft.com/office/word/2006/wordml" xmlns:wps="http://schemas.microsoft.com/office/word/2010/wordprocessingShape" mc:Ignorable="w14 w15 w16se w16cid w16 w16cex w16sdtdh w16sdtfl w16du wp14">
+  <w:abstractNum w:abstractNumId="0" w15:restartNumberingAfterBreak="0">
+    <w:nsid w:val="4A9B54B1"/>
+    <w:multiLevelType w:val="multilevel"/>
+    <w:tmpl w:val="8CAAEC24"/>
+    <w:lvl w:ilvl="0">
+      <w:start w:val="1"/>
+      <w:numFmt w:val="decimal"/>
+      <w:lvlText w:val="%1."/>
+      <w:lvlJc w:val="left"/>
+      <w:pPr>
+        <w:tabs>
+          <w:tab w:val="num" w:pos="720"/>
+        </w:tabs>
+        <w:ind w:left="720" w:hanging="360"/>
+      </w:pPr>
+    </w:lvl>
+    <w:lvl w:ilvl="1" w:tentative="1">
+      <w:start w:val="1"/>
+      <w:numFmt w:val="decimal"/>
+      <w:lvlText w:val="%2."/>
+      <w:lvlJc w:val="left"/>
+      <w:pPr>
+        <w:tabs>
+          <w:tab w:val="num" w:pos="1440"/>
+        </w:tabs>
+        <w:ind w:left="1440" w:hanging="360"/>
+      </w:pPr>
+    </w:lvl>
+    <w:lvl w:ilvl="2" w:tentative="1">
+      <w:start w:val="1"/>
+      <w:numFmt w:val="decimal"/>
+      <w:lvlText w:val="%3."/>
+      <w:lvlJc w:val="left"/>
+      <w:pPr>
+        <w:tabs>
+          <w:tab w:val="num" w:pos="2160"/>
+        </w:tabs>
+        <w:ind w:left="2160" w:hanging="360"/>
+      </w:pPr>
+    </w:lvl>
+    <w:lvl w:ilvl="3" w:tentative="1">
+      <w:start w:val="1"/>
+      <w:numFmt w:val="decimal"/>
+      <w:lvlText w:val="%4."/>
+      <w:lvlJc w:val="left"/>
+      <w:pPr>
+        <w:tabs>
+          <w:tab w:val="num" w:pos="2880"/>
+        </w:tabs>
+        <w:ind w:left="2880" w:hanging="360"/>
+      </w:pPr>
+    </w:lvl>
+    <w:lvl w:ilvl="4" w:tentative="1">
+      <w:start w:val="1"/>
+      <w:numFmt w:val="decimal"/>
+      <w:lvlText w:val="%5."/>
+      <w:lvlJc w:val="left"/>
+      <w:pPr>
+        <w:tabs>
+          <w:tab w:val="num" w:pos="3600"/>
+        </w:tabs>
+        <w:ind w:left="3600" w:hanging="360"/>
+      </w:pPr>
+    </w:lvl>
+    <w:lvl w:ilvl="5" w:tentative="1">
+      <w:start w:val="1"/>
+      <w:numFmt w:val="decimal"/>
+      <w:lvlText w:val="%6."/>
+      <w:lvlJc w:val="left"/>
+      <w:pPr>
+        <w:tabs>
+          <w:tab w:val="num" w:pos="4320"/>
+        </w:tabs>
+        <w:ind w:left="4320" w:hanging="360"/>
+      </w:pPr>
+    </w:lvl>
+    <w:lvl w:ilvl="6" w:tentative="1">
+      <w:start w:val="1"/>
+      <w:numFmt w:val="decimal"/>
+      <w:lvlText w:val="%7."/>
+      <w:lvlJc w:val="left"/>
+      <w:pPr>
+        <w:tabs>
+          <w:tab w:val="num" w:pos="5040"/>
+        </w:tabs>
+        <w:ind w:left="5040" w:hanging="360"/>
+      </w:pPr>
+    </w:lvl>
+    <w:lvl w:ilvl="7" w:tentative="1">
+      <w:start w:val="1"/>
+      <w:numFmt w:val="decimal"/>
+      <w:lvlText w:val="%8."/>
+      <w:lvlJc w:val="left"/>
+      <w:pPr>
+        <w:tabs>
+          <w:tab w:val="num" w:pos="5760"/>
+        </w:tabs>
+        <w:ind w:left="5760" w:hanging="360"/>
+      </w:pPr>
+    </w:lvl>
+    <w:lvl w:ilvl="8" w:tentative="1">
+      <w:start w:val="1"/>
+      <w:numFmt w:val="decimal"/>
+      <w:lvlText w:val="%9."/>
+      <w:lvlJc w:val="left"/>
+      <w:pPr>
+        <w:tabs>
+          <w:tab w:val="num" w:pos="6480"/>
+        </w:tabs>
+        <w:ind w:left="6480" w:hanging="360"/>
+      </w:pPr>
+    </w:lvl>
+  </w:abstractNum>
+  <w:num w:numId="1" w16cid:durableId="1772816288">
+    <w:abstractNumId w:val="0"/>
+  </w:num>
+</w:numbering>
 </file>
 
 <file path=word/styles.xml><?xml version="1.0" encoding="utf-8"?>
@@ -4191,28 +4646,28 @@
 </file>
 
 <file path=customXml/item1.xml><?xml version="1.0" encoding="utf-8"?>
+<b:Sources xmlns:b="http://schemas.openxmlformats.org/officeDocument/2006/bibliography" xmlns="http://schemas.openxmlformats.org/officeDocument/2006/bibliography" SelectedStyle="\APASixthEditionOfficeOnline.xsl" StyleName="APA" Version="6"/>
+</file>
+
+<file path=customXml/item2.xml><?xml version="1.0" encoding="utf-8"?>
 <go:gDocsCustomXmlDataStorage xmlns:go="http://customooxmlschemas.google.com/" xmlns:r="http://schemas.openxmlformats.org/officeDocument/2006/relationships" uri="GoogleDocsCustomDataVersion2">
   <go:docsCustomData xmlns:go="http://customooxmlschemas.google.com/" roundtripDataSignature="AMtx7mi3dFF5pbhY9lJlrmimfcwywRvMRQ==">CgMxLjAyDmgudnViMmszeWduZXR1Mg5oLmloeWZkOTd2eGw0cDIOaC5pNzVoMGE1NXJ5cm8yDmgucHhsc3VwaTNzazh0OAByITFmUVpBNmcyZEI5TlBMQmFrU2lZYXlHTHUwUUF6VzZOQQ==</go:docsCustomData>
 </go:gDocsCustomXmlDataStorage>
 </file>
 
-<file path=customXml/item2.xml><?xml version="1.0" encoding="utf-8"?>
-<b:Sources xmlns:b="http://schemas.openxmlformats.org/officeDocument/2006/bibliography" xmlns="http://schemas.openxmlformats.org/officeDocument/2006/bibliography" SelectedStyle="\APASixthEditionOfficeOnline.xsl" StyleName="APA" Version="6"/>
+<file path=customXml/itemProps1.xml><?xml version="1.0" encoding="utf-8"?>
+<ds:datastoreItem xmlns:ds="http://schemas.openxmlformats.org/officeDocument/2006/customXml" ds:itemID="{EC9604FC-5C9F-4EE5-A646-2CD25C106029}">
+  <ds:schemaRefs>
+    <ds:schemaRef ds:uri="http://schemas.openxmlformats.org/officeDocument/2006/bibliography"/>
+  </ds:schemaRefs>
+</ds:datastoreItem>
 </file>
 
-<file path=customXml/itemProps1.xml><?xml version="1.0" encoding="utf-8"?>
+<file path=customXml/itemProps2.xml><?xml version="1.0" encoding="utf-8"?>
 <ds:datastoreItem xmlns:ds="http://schemas.openxmlformats.org/officeDocument/2006/customXml" ds:itemID="{11111111-1234-1234-1234-123412341234}">
   <ds:schemaRefs>
     <ds:schemaRef ds:uri="http://customooxmlschemas.google.com/"/>
     <ds:schemaRef ds:uri="http://schemas.openxmlformats.org/officeDocument/2006/relationships"/>
   </ds:schemaRefs>
 </ds:datastoreItem>
-</file>
-
-<file path=customXml/itemProps2.xml><?xml version="1.0" encoding="utf-8"?>
-<ds:datastoreItem xmlns:ds="http://schemas.openxmlformats.org/officeDocument/2006/customXml" ds:itemID="{EC9604FC-5C9F-4EE5-A646-2CD25C106029}">
-  <ds:schemaRefs>
-    <ds:schemaRef ds:uri="http://schemas.openxmlformats.org/officeDocument/2006/bibliography"/>
-  </ds:schemaRefs>
-</ds:datastoreItem>
 </file>